--- a/docs/QA_WORKBENCH_USER_GUIDE_V2.docx
+++ b/docs/QA_WORKBENCH_USER_GUIDE_V2.docx
@@ -47,7 +47,7 @@
           <w:color w:val="6B7280"/>
           <w:sz w:val="22"/>
         </w:rPr>
-        <w:t>Version 2026-04-15  |  Generated 2026-04-15 23:36</w:t>
+        <w:t>Version 2026-04-15  |  Generated 2026-04-16 01:13</w:t>
       </w:r>
     </w:p>
     <w:p>
@@ -271,7 +271,7 @@
         <w:pStyle w:val="Heading1"/>
       </w:pPr>
       <w:r>
-        <w:t>Quick Start</w:t>
+        <w:t>Your First 5 Minutes</w:t>
       </w:r>
     </w:p>
     <w:p>
@@ -281,7 +281,150 @@
           <w:i w:val="0"/>
           <w:sz w:val="22"/>
         </w:rPr>
-        <w:t>Get the QA Workbench running in under 5 minutes.</w:t>
+        <w:t>If you want to see results immediately, follow these five steps. Detailed explanations for each tab are in the sections that follow.</w:t>
+      </w:r>
+    </w:p>
+    <w:p>
+      <w:pPr>
+        <w:pStyle w:val="ListBullet"/>
+      </w:pPr>
+      <w:r>
+        <w:rPr>
+          <w:b/>
+          <w:sz w:val="22"/>
+        </w:rPr>
+        <w:t xml:space="preserve">1. Launch:  </w:t>
+      </w:r>
+      <w:r>
+        <w:rPr>
+          <w:sz w:val="22"/>
+        </w:rPr>
+        <w:t>Double-click start_qa_workbench.bat (the window opens in 2-3 seconds).</w:t>
+      </w:r>
+    </w:p>
+    <w:p>
+      <w:pPr>
+        <w:pStyle w:val="ListBullet"/>
+      </w:pPr>
+      <w:r>
+        <w:rPr>
+          <w:b/>
+          <w:sz w:val="22"/>
+        </w:rPr>
+        <w:t xml:space="preserve">2. Smoke test:  </w:t>
+      </w:r>
+      <w:r>
+        <w:rPr>
+          <w:sz w:val="22"/>
+        </w:rPr>
+        <w:t>Click the Regression tab and click Run Regression. It completes in 1-3 seconds and confirms all extraction patterns are intact.</w:t>
+      </w:r>
+    </w:p>
+    <w:p>
+      <w:pPr>
+        <w:pStyle w:val="ListBullet"/>
+      </w:pPr>
+      <w:r>
+        <w:rPr>
+          <w:b/>
+          <w:sz w:val="22"/>
+        </w:rPr>
+        <w:t xml:space="preserve">3. Corpus check:  </w:t>
+      </w:r>
+      <w:r>
+        <w:rPr>
+          <w:sz w:val="22"/>
+        </w:rPr>
+        <w:t>Click the Count tab, verify paths are set, and click Start. 7/7 match means your corpus is complete.</w:t>
+      </w:r>
+    </w:p>
+    <w:p>
+      <w:pPr>
+        <w:pStyle w:val="ListBullet"/>
+      </w:pPr>
+      <w:r>
+        <w:rPr>
+          <w:b/>
+          <w:sz w:val="22"/>
+        </w:rPr>
+        <w:t xml:space="preserve">4. RAGAS readiness:  </w:t>
+      </w:r>
+      <w:r>
+        <w:rPr>
+          <w:sz w:val="22"/>
+        </w:rPr>
+        <w:t>Click the RAGAS tab, check 'Analysis only', and click Start. It reports how many queries are ready for evaluation.</w:t>
+      </w:r>
+    </w:p>
+    <w:p>
+      <w:pPr>
+        <w:pStyle w:val="ListBullet"/>
+      </w:pPr>
+      <w:r>
+        <w:rPr>
+          <w:b/>
+          <w:sz w:val="22"/>
+        </w:rPr>
+        <w:t xml:space="preserve">5. First eval:  </w:t>
+      </w:r>
+      <w:r>
+        <w:rPr>
+          <w:sz w:val="22"/>
+        </w:rPr>
+        <w:t>Click the Baseline tab, set Limit to 5, and click Start. Watch 5 live queries run against your index with color-coded verdicts.</w:t>
+      </w:r>
+    </w:p>
+    <w:tbl>
+      <w:tblPr>
+        <w:tblW w:type="auto" w:w="0"/>
+        <w:jc w:val="left"/>
+        <w:tblLook w:firstColumn="1" w:firstRow="1" w:lastColumn="0" w:lastRow="0" w:noHBand="0" w:noVBand="1" w:val="04A0"/>
+      </w:tblPr>
+      <w:tblGrid>
+        <w:gridCol w:w="8640"/>
+      </w:tblGrid>
+      <w:tr>
+        <w:tc>
+          <w:tcPr>
+            <w:tcW w:type="dxa" w:w="8640"/>
+            <w:shd w:fill="EFF6FF" w:val="clear"/>
+            <w:tcBorders>
+              <w:left w:val="single" w:sz="24" w:space="0" w:color="0078D4"/>
+              <w:top w:val="single" w:sz="4" w:space="0" w:color="EFF6FF"/>
+              <w:bottom w:val="single" w:sz="4" w:space="0" w:color="EFF6FF"/>
+              <w:right w:val="single" w:sz="4" w:space="0" w:color="EFF6FF"/>
+            </w:tcBorders>
+          </w:tcPr>
+          <w:p>
+            <w:r>
+              <w:rPr>
+                <w:b/>
+                <w:sz w:val="20"/>
+              </w:rPr>
+              <w:t xml:space="preserve">TIP:  </w:t>
+            </w:r>
+            <w:r>
+              <w:rPr>
+                <w:sz w:val="20"/>
+              </w:rPr>
+              <w:t>The recommended benchmark order after any code change is: Regression &gt; Count &gt; Aggregation &gt; Baseline &gt; append ledger row.</w:t>
+            </w:r>
+          </w:p>
+        </w:tc>
+      </w:tr>
+    </w:tbl>
+    <w:p/>
+    <w:p>
+      <w:r>
+        <w:br w:type="page"/>
+      </w:r>
+    </w:p>
+    <w:p>
+      <w:pPr>
+        <w:pStyle w:val="Heading1"/>
+      </w:pPr>
+      <w:r>
+        <w:t>Installation and Prerequisites</w:t>
       </w:r>
     </w:p>
     <w:p>
@@ -289,7 +432,7 @@
         <w:pStyle w:val="Heading2"/>
       </w:pPr>
       <w:r>
-        <w:t>Prerequisites</w:t>
+        <w:t>System Requirements</w:t>
       </w:r>
     </w:p>
     <w:p>
@@ -386,7 +529,7 @@
               <w:rPr>
                 <w:sz w:val="20"/>
               </w:rPr>
-              <w:t>Behind a corporate proxy? Set HTTPS_PROXY in your shell before launching. The launcher inherits proxy settings automatically.</w:t>
+              <w:t>Behind a corporate proxy? Set HTTPS_PROXY in your shell before launching. The installer auto-exports your Windows CA certificates. If pip fails with SSL errors, check that .venv/ca-bundle.pem exists and .venv/pip.ini has a cert = line.</w:t>
             </w:r>
           </w:p>
         </w:tc>
@@ -1906,7 +2049,7 @@
               <w:rPr>
                 <w:sz w:val="20"/>
               </w:rPr>
-              <w:t>In medical, legal, or defense contexts, even a 5% hallucination rate is dangerous. This metric tracks the proportion of responses containing claims not backed by any retrieved evidence. Target: below 2% for regulated industries.</w:t>
+              <w:t>In medical, legal, or enterprise contexts, even a 5% hallucination rate is dangerous. This metric tracks the proportion of responses containing claims not backed by any retrieved evidence. Target: below 2% for regulated industries.</w:t>
             </w:r>
           </w:p>
         </w:tc>
@@ -2454,7 +2597,7 @@
               <w:rPr>
                 <w:sz w:val="20"/>
               </w:rPr>
-              <w:t>LLM vs Non-LLM metrics: Our current metrics use algorithmic fuzzy matching (no external API needed). LLM-based metrics use a judge model for deeper semantic evaluation but require API access and cost. The Non-LLM variants are the correct choice for offline, air-gapped, and cost-controlled environments.</w:t>
+              <w:t>LLM vs Non-LLM metrics: Our current metrics use algorithmic fuzzy matching (no external API needed). LLM-based metrics use a judge model for deeper semantic evaluation but require API access and cost. The Non-LLM variants are the correct choice for offline, offline, and cost-controlled environments.</w:t>
             </w:r>
           </w:p>
         </w:tc>
@@ -4561,7 +4704,7 @@
           <w:color w:val="6B7280"/>
           <w:sz w:val="20"/>
         </w:rPr>
-        <w:t>Es, S., James, J., Espinosa-Anke, L., &amp; Schockaert, S. (2023). "RAGAS: Automated Evaluation of Retrieval Augmented Generation." arXiv:2309.15217. https://arxiv.org/abs/2309.15217</w:t>
+        <w:t>Es, S., James, J., Espinosa-Anke, L., &amp; Schockaert, S. (2023). RAGAS: Automated evaluation of retrieval augmented generation [Preprint]. arXiv. https://doi.org/10.48550/arXiv.2309.15217</w:t>
       </w:r>
     </w:p>
     <w:p>
@@ -4577,7 +4720,7 @@
           <w:color w:val="6B7280"/>
           <w:sz w:val="20"/>
         </w:rPr>
-        <w:t>Explodinggradients. RAGAS — Retrieval Augmented Generation Assessment. https://docs.ragas.io</w:t>
+        <w:t>Explodinggradients. (2024). RAGAS: Retrieval augmented generation assessment (Version 0.4) [Software documentation]. https://docs.ragas.io</w:t>
       </w:r>
     </w:p>
     <w:p>
@@ -4593,7 +4736,7 @@
           <w:color w:val="6B7280"/>
           <w:sz w:val="20"/>
         </w:rPr>
-        <w:t>Industry benchmark thresholds adapted from Qdrant RAG Evaluation Guide (qdrant.tech/blog/rag-evaluation-guide) and PremAI RAG Evaluation Metrics &amp; Testing 2026 (blog.premai.io).</w:t>
+        <w:t>Qdrant. (2025). RAG evaluation guide: Metrics, benchmarks, and best practices. https://qdrant.tech/blog/rag-evaluation-guide/   |   PremAI. (2026). RAG evaluation metrics and testing. https://blog.premai.io/rag-evaluation-metrics/</w:t>
       </w:r>
     </w:p>
     <w:p>
@@ -4602,14 +4745,14 @@
           <w:b/>
           <w:sz w:val="20"/>
         </w:rPr>
-        <w:t xml:space="preserve">Microsoft Writing Style Guide:  </w:t>
+        <w:t xml:space="preserve">Document Design:  </w:t>
       </w:r>
       <w:r>
         <w:rPr>
           <w:color w:val="6B7280"/>
           <w:sz w:val="20"/>
         </w:rPr>
-        <w:t>Microsoft Corporation. Microsoft Writing Style Guide. https://learn.microsoft.com/en-us/style-guide/welcome/</w:t>
+        <w:t>Microsoft Corporation. (2024). Microsoft writing style guide. https://learn.microsoft.com/en-us/style-guide/welcome/   |   Google. (2024). Google developer documentation style guide. https://developers.google.com/style</w:t>
       </w:r>
     </w:p>
     <w:p>
@@ -4618,14 +4761,14 @@
           <w:b/>
           <w:sz w:val="20"/>
         </w:rPr>
-        <w:t xml:space="preserve">Typography Standards:  </w:t>
+        <w:t xml:space="preserve">Technical Documentation:  </w:t>
       </w:r>
       <w:r>
         <w:rPr>
           <w:color w:val="6B7280"/>
           <w:sz w:val="20"/>
         </w:rPr>
-        <w:t>Document typography follows recommendations from the Google Developer Documentation Style Guide and ISO/IEC Directives Part 2 for structure and drafting of technical documents.</w:t>
+        <w:t>Write the Docs Community. (2025). Software documentation guide. https://www.writethedocs.org/guide/   |   TechLasi. (2026). Software documentation best practices: The complete guide. https://techlasi.com/savvy/software-documentation-best-practices/</w:t>
       </w:r>
     </w:p>
     <w:sectPr>
@@ -4651,7 +4794,7 @@
         <w:color w:val="6B7280"/>
         <w:sz w:val="16"/>
       </w:rPr>
-      <w:t>HybridRAG V2 — QA Workbench User Guide — 2026-04-15 — J. Randall</w:t>
+      <w:t>HybridRAG V2 — QA Workbench User Guide — 2026-04-16 — J. Randall</w:t>
     </w:r>
   </w:p>
 </w:ftr>
